--- a/Claude_Files/docs/巴法云WAN远程联调操作指南.docx
+++ b/Claude_Files/docs/巴法云WAN远程联调操作指南.docx
@@ -5378,7 +5378,7 @@
           <w:sz w:val="20"/>
           <w:szCs w:val="20"/>
         </w:rPr>
-        <w:t xml:space="preserve">📅 文档版本: v2.0</w:t>
+        <w:t xml:space="preserve">📅 文档版本: V2.0.0</w:t>
       </w:r>
     </w:p>
     <w:p>
@@ -5398,7 +5398,7 @@
           <w:sz w:val="20"/>
           <w:szCs w:val="20"/>
         </w:rPr>
-        <w:t xml:space="preserve">📝 最后更新: 2026-05-21</w:t>
+        <w:t xml:space="preserve">📝 最后更新: 2026-06-17</w:t>
       </w:r>
     </w:p>
     <w:p>
@@ -5418,7 +5418,7 @@
           <w:sz w:val="20"/>
           <w:szCs w:val="20"/>
         </w:rPr>
-        <w:t xml:space="preserve">🔧 更新内容: 从 LAN NetAssist 联调升级为巴法云 TCP 创客云 WAN 远程联调</w:t>
+        <w:t xml:space="preserve">🔧 更新内容: 版本号统一为 Vx.y.z 格式 (x=2 对应目录 V2.0)</w:t>
       </w:r>
     </w:p>
     <w:p>
